--- a/剧情.docx
+++ b/剧情.docx
@@ -6743,8 +6743,6 @@
         </w:rPr>
         <w:t>！快去试试吧！</w:t>
       </w:r>
-      <w:bookmarkStart w:id="0" w:name="_GoBack"/>
-      <w:bookmarkEnd w:id="0"/>
     </w:p>
     <w:p>
       <w:pPr>
@@ -7287,8 +7285,10 @@
     <w:p>
       <w:pPr>
         <w:rPr>
-          <w:sz w:val="24"/>
-          <w:highlight w:val="yellow"/>
+          <w:rFonts w:hint="default"/>
+          <w:sz w:val="24"/>
+          <w:highlight w:val="yellow"/>
+          <w:lang w:val="en-US"/>
         </w:rPr>
       </w:pPr>
       <w:r>
@@ -7490,10 +7490,12 @@
     <w:p>
       <w:pPr>
         <w:rPr>
+          <w:rFonts w:hint="eastAsia" w:eastAsiaTheme="minorEastAsia"/>
           <w:b/>
           <w:bCs/>
           <w:color w:val="EE822F" w:themeColor="accent2"/>
           <w:sz w:val="24"/>
+          <w:lang w:eastAsia="zh-CN"/>
           <w14:textFill>
             <w14:solidFill>
               <w14:schemeClr w14:val="accent2"/>
@@ -7690,7 +7692,7 @@
           <w:rFonts w:hint="eastAsia"/>
           <w:sz w:val="24"/>
         </w:rPr>
-        <w:t>说，说什么胡话，怎么会有这种事？冒险太累出幻觉了吧，你也该注意休息了。</w:t>
+        <w:t>说什么胡话，怎么会有这种事？冒险太累出幻觉了吧，你也该注意休息了。</w:t>
       </w:r>
     </w:p>
     <w:p>
@@ -7754,6 +7756,8 @@
         </w:rPr>
         <w:t>阁下，你回来了！</w:t>
       </w:r>
+      <w:bookmarkStart w:id="0" w:name="_GoBack"/>
+      <w:bookmarkEnd w:id="0"/>
     </w:p>
     <w:p>
       <w:pPr>
@@ -8287,11 +8291,27 @@
           <w:rFonts w:hint="eastAsia"/>
           <w:sz w:val="24"/>
         </w:rPr>
-        <w:t>阁下来得正好！安对海船墓地回响的解读有进展了！我们必须启动古老的召唤仪式，将死亡使徒唤回！</w:t>
-      </w:r>
-    </w:p>
-    <w:p>
-      <w:pPr>
+        <w:t>阁下来得正好！安对海船墓地回响的</w:t>
+      </w:r>
+      <w:r>
+        <w:rPr>
+          <w:rFonts w:hint="eastAsia"/>
+          <w:sz w:val="24"/>
+          <w:lang w:val="en-US" w:eastAsia="zh-CN"/>
+        </w:rPr>
+        <w:t>研究</w:t>
+      </w:r>
+      <w:r>
+        <w:rPr>
+          <w:rFonts w:hint="eastAsia"/>
+          <w:sz w:val="24"/>
+        </w:rPr>
+        <w:t>有进展了！我们必须启动古老的召唤仪式，将死亡使徒唤回！</w:t>
+      </w:r>
+    </w:p>
+    <w:p>
+      <w:pPr>
+        <w:ind w:firstLine="420" w:firstLineChars="0"/>
         <w:rPr>
           <w:sz w:val="24"/>
         </w:rPr>
@@ -8728,7 +8748,22 @@
           <w:rFonts w:hint="eastAsia"/>
           <w:sz w:val="24"/>
         </w:rPr>
-        <w:t>凋零魂石？这是死亡使徒体内力量汇集而成的精华，可以打开轮回绝境的大门。或许需要借助那位魔女阁下的力量，才能激发它的力量。</w:t>
+        <w:t>凋零魂石？这是死亡使徒体内力量汇集而成的精华，可以打开轮回绝境的大门</w:t>
+      </w:r>
+      <w:r>
+        <w:rPr>
+          <w:rFonts w:hint="eastAsia"/>
+          <w:sz w:val="24"/>
+          <w:lang w:eastAsia="zh-CN"/>
+        </w:rPr>
+        <w:t>！</w:t>
+      </w:r>
+      <w:r>
+        <w:rPr>
+          <w:rFonts w:hint="eastAsia"/>
+          <w:sz w:val="24"/>
+        </w:rPr>
+        <w:t>或许需要借助那位魔女阁下的力量，才能激发它的力量。</w:t>
       </w:r>
     </w:p>
     <w:p>

--- a/剧情.docx
+++ b/剧情.docx
@@ -332,7 +332,7 @@
         <w:rPr>
           <w:rFonts w:hint="eastAsia"/>
         </w:rPr>
-        <w:t>第四使徒：火焰使徒 烬煌 | Ignis Ardens（神，炉心塔，下界合金巨兽眼）</w:t>
+        <w:t>第四使徒：火焰使徒 烬煌 | Ignis Ardens（神，炉心塔，阎魔眼）</w:t>
       </w:r>
     </w:p>
     <w:p/>
@@ -341,7 +341,22 @@
         <w:rPr>
           <w:rFonts w:hint="eastAsia"/>
         </w:rPr>
-        <w:t>第5使徒：地狱使徒 狱渊 | Infernus Abyssus（暴君，替换冥界骑士建筑，移除多余粪怪，阎魔眼）</w:t>
+        <w:t>第5使徒：地狱使徒 狱渊 | Infernus Abyssus（暴君，替换</w:t>
+      </w:r>
+      <w:r>
+        <w:rPr>
+          <w:rFonts w:hint="eastAsia"/>
+          <w:lang w:val="en-US" w:eastAsia="zh-CN"/>
+        </w:rPr>
+        <w:t>牢亚</w:t>
+      </w:r>
+      <w:bookmarkStart w:id="0" w:name="_GoBack"/>
+      <w:bookmarkEnd w:id="0"/>
+      <w:r>
+        <w:rPr>
+          <w:rFonts w:hint="eastAsia"/>
+        </w:rPr>
+        <w:t>，移除多余粪怪，下界合金巨兽眼）</w:t>
       </w:r>
     </w:p>
     <w:p/>
@@ -7756,8 +7771,6 @@
         </w:rPr>
         <w:t>阁下，你回来了！</w:t>
       </w:r>
-      <w:bookmarkStart w:id="0" w:name="_GoBack"/>
-      <w:bookmarkEnd w:id="0"/>
     </w:p>
     <w:p>
       <w:pPr>

--- a/剧情.docx
+++ b/剧情.docx
@@ -11690,218 +11690,384 @@
         </w:rPr>
         <w:t>击败失去理智的曦轮</w:t>
       </w:r>
+    </w:p>
+    <w:p>
+      <w:pPr>
+        <w:rPr>
+          <w:b/>
+          <w:bCs/>
+          <w:sz w:val="24"/>
+        </w:rPr>
+      </w:pPr>
+      <w:r>
+        <w:rPr>
+          <w:rFonts w:hint="eastAsia"/>
+          <w:b/>
+          <w:bCs/>
+          <w:sz w:val="24"/>
+        </w:rPr>
+        <w:t>曦轮：</w:t>
+      </w:r>
+    </w:p>
+    <w:p>
+      <w:pPr>
+        <w:rPr>
+          <w:sz w:val="24"/>
+        </w:rPr>
+      </w:pPr>
+      <w:r>
+        <w:rPr>
+          <w:sz w:val="24"/>
+        </w:rPr>
+        <w:t>......</w:t>
+      </w:r>
+    </w:p>
+    <w:p>
+      <w:pPr>
+        <w:rPr>
+          <w:sz w:val="24"/>
+        </w:rPr>
+      </w:pPr>
+      <w:r>
+        <w:rPr>
+          <w:sz w:val="24"/>
+        </w:rPr>
+        <w:t>-</w:t>
+      </w:r>
+      <w:r>
+        <w:rPr>
+          <w:rFonts w:hint="eastAsia"/>
+          <w:sz w:val="24"/>
+        </w:rPr>
+        <w:t>曦轮，</w:t>
+      </w:r>
+    </w:p>
+    <w:p>
+      <w:pPr>
+        <w:rPr>
+          <w:sz w:val="24"/>
+        </w:rPr>
+      </w:pPr>
+      <w:r>
+        <w:rPr>
+          <w:rFonts w:hint="eastAsia"/>
+          <w:sz w:val="24"/>
+        </w:rPr>
+        <w:t>-虚空之眼已归</w:t>
+      </w:r>
+    </w:p>
+    <w:p>
+      <w:pPr>
+        <w:rPr>
+          <w:sz w:val="24"/>
+        </w:rPr>
+      </w:pPr>
+      <w:r>
+        <w:rPr>
+          <w:sz w:val="24"/>
+        </w:rPr>
+        <w:t>......</w:t>
+      </w:r>
+    </w:p>
+    <w:p>
+      <w:pPr>
+        <w:rPr>
+          <w:sz w:val="24"/>
+        </w:rPr>
+      </w:pPr>
+      <w:r>
+        <w:rPr>
+          <w:sz w:val="24"/>
+        </w:rPr>
+        <w:t>-</w:t>
+      </w:r>
+      <w:r>
+        <w:rPr>
+          <w:rFonts w:hint="eastAsia"/>
+          <w:sz w:val="24"/>
+        </w:rPr>
+        <w:t>曦轮？</w:t>
+      </w:r>
+    </w:p>
+    <w:p>
+      <w:pPr>
+        <w:rPr>
+          <w:sz w:val="24"/>
+        </w:rPr>
+      </w:pPr>
+      <w:r>
+        <w:rPr>
+          <w:rFonts w:hint="eastAsia"/>
+          <w:sz w:val="24"/>
+        </w:rPr>
+        <w:t>-曦轮！</w:t>
+      </w:r>
+    </w:p>
+    <w:p>
+      <w:pPr>
+        <w:rPr>
+          <w:sz w:val="24"/>
+        </w:rPr>
+      </w:pPr>
+      <w:r>
+        <w:rPr>
+          <w:sz w:val="24"/>
+        </w:rPr>
+        <w:t>......</w:t>
+      </w:r>
+    </w:p>
+    <w:p>
+      <w:pPr>
+        <w:rPr>
+          <w:sz w:val="24"/>
+        </w:rPr>
+      </w:pPr>
+      <w:r>
+        <w:rPr>
+          <w:sz w:val="24"/>
+        </w:rPr>
+        <w:t>-...</w:t>
+      </w:r>
+    </w:p>
+    <w:p>
+      <w:pPr>
+        <w:rPr>
+          <w:sz w:val="24"/>
+        </w:rPr>
+      </w:pPr>
+      <w:r>
+        <w:rPr>
+          <w:sz w:val="24"/>
+        </w:rPr>
+        <w:t>...</w:t>
+      </w:r>
+      <w:r>
+        <w:rPr>
+          <w:rFonts w:hint="eastAsia"/>
+          <w:sz w:val="24"/>
+        </w:rPr>
+        <w:t>Purus Absolutus</w:t>
+      </w:r>
+      <w:r>
+        <w:rPr>
+          <w:sz w:val="24"/>
+        </w:rPr>
+        <w:t>..</w:t>
+      </w:r>
+      <w:r>
+        <w:rPr>
+          <w:rFonts w:hint="eastAsia"/>
+          <w:sz w:val="24"/>
+        </w:rPr>
+        <w:t>Purus Absolutus</w:t>
+      </w:r>
+      <w:r>
+        <w:rPr>
+          <w:sz w:val="24"/>
+        </w:rPr>
+        <w:t>...!(</w:t>
+      </w:r>
+      <w:r>
+        <w:rPr>
+          <w:rFonts w:hint="eastAsia"/>
+          <w:sz w:val="24"/>
+        </w:rPr>
+        <w:t>播放音效，转红眼</w:t>
+      </w:r>
+      <w:r>
+        <w:rPr>
+          <w:sz w:val="24"/>
+        </w:rPr>
+        <w:t>)</w:t>
+      </w:r>
+    </w:p>
+    <w:p>
+      <w:pPr>
+        <w:rPr>
+          <w:rFonts w:hint="eastAsia"/>
+          <w:sz w:val="24"/>
+        </w:rPr>
+      </w:pPr>
+      <w:r>
+        <w:rPr>
+          <w:sz w:val="24"/>
+        </w:rPr>
+        <w:t>-</w:t>
+      </w:r>
+      <w:r>
+        <w:rPr>
+          <w:rFonts w:hint="eastAsia"/>
+          <w:sz w:val="24"/>
+        </w:rPr>
+        <w:t>曦轮！（传送进战灵维度）</w:t>
+      </w:r>
+    </w:p>
+    <w:p>
+      <w:pPr>
+        <w:rPr>
+          <w:rFonts w:hint="eastAsia"/>
+          <w:sz w:val="24"/>
+        </w:rPr>
+      </w:pPr>
+    </w:p>
+    <w:p>
+      <w:pPr>
+        <w:rPr>
+          <w:rFonts w:hint="eastAsia" w:eastAsiaTheme="minorEastAsia"/>
+          <w:b/>
+          <w:bCs/>
+          <w:sz w:val="24"/>
+          <w:lang w:val="en-US" w:eastAsia="zh-CN"/>
+        </w:rPr>
+      </w:pPr>
+      <w:r>
+        <w:rPr>
+          <w:rFonts w:hint="eastAsia"/>
+          <w:b/>
+          <w:bCs/>
+          <w:sz w:val="24"/>
+          <w:lang w:val="en-US" w:eastAsia="zh-CN"/>
+        </w:rPr>
+        <w:t>后日谈</w:t>
+      </w:r>
+    </w:p>
+    <w:p>
+      <w:pPr>
+        <w:rPr>
+          <w:rFonts w:hint="eastAsia" w:eastAsiaTheme="minorEastAsia"/>
+          <w:b/>
+          <w:bCs/>
+          <w:sz w:val="24"/>
+          <w:lang w:val="en-US" w:eastAsia="zh-CN"/>
+        </w:rPr>
+      </w:pPr>
+      <w:r>
+        <w:rPr>
+          <w:rFonts w:hint="eastAsia"/>
+          <w:b/>
+          <w:bCs/>
+          <w:sz w:val="24"/>
+          <w:lang w:val="en-US" w:eastAsia="zh-CN"/>
+        </w:rPr>
+        <w:t>安：</w:t>
+      </w:r>
+    </w:p>
+    <w:p>
+      <w:pPr>
+        <w:rPr>
+          <w:rFonts w:hint="eastAsia"/>
+          <w:sz w:val="24"/>
+        </w:rPr>
+      </w:pPr>
+      <w:r>
+        <w:rPr>
+          <w:rFonts w:hint="eastAsia"/>
+          <w:sz w:val="24"/>
+        </w:rPr>
+        <w:t>治疗结束，有什么想问的尽管问吧！我都会为你解答的！</w:t>
+      </w:r>
+    </w:p>
+    <w:p>
+      <w:pPr>
+        <w:rPr>
+          <w:rFonts w:hint="eastAsia"/>
+          <w:sz w:val="24"/>
+          <w:lang w:val="en-US" w:eastAsia="zh-CN"/>
+        </w:rPr>
+      </w:pPr>
+      <w:r>
+        <w:rPr>
+          <w:rFonts w:hint="eastAsia"/>
+          <w:sz w:val="24"/>
+          <w:lang w:val="en-US" w:eastAsia="zh-CN"/>
+        </w:rPr>
+        <w:t>-关于使徒（</w:t>
+      </w:r>
+      <w:r>
+        <w:rPr>
+          <w:rFonts w:hint="default"/>
+          <w:sz w:val="24"/>
+          <w:lang w:val="en-US" w:eastAsia="zh-CN"/>
+        </w:rPr>
+        <w:t>Angel</w:t>
+      </w:r>
+      <w:r>
+        <w:rPr>
+          <w:rFonts w:hint="eastAsia"/>
+          <w:sz w:val="24"/>
+          <w:lang w:val="en-US" w:eastAsia="zh-CN"/>
+        </w:rPr>
+        <w:t>）</w:t>
+      </w:r>
+    </w:p>
+    <w:p>
+      <w:pPr>
+        <w:rPr>
+          <w:rFonts w:hint="eastAsia"/>
+          <w:sz w:val="24"/>
+          <w:lang w:val="en-US" w:eastAsia="zh-CN"/>
+        </w:rPr>
+      </w:pPr>
+      <w:r>
+        <w:rPr>
+          <w:rFonts w:hint="default"/>
+          <w:sz w:val="24"/>
+          <w:lang w:val="en-US" w:eastAsia="zh-CN"/>
+        </w:rPr>
+        <w:t>-</w:t>
+      </w:r>
+      <w:r>
+        <w:rPr>
+          <w:rFonts w:hint="eastAsia"/>
+          <w:sz w:val="24"/>
+          <w:lang w:val="en-US" w:eastAsia="zh-CN"/>
+        </w:rPr>
+        <w:t>关于安</w:t>
+      </w:r>
+    </w:p>
+    <w:p>
+      <w:pPr>
+        <w:rPr>
+          <w:rFonts w:hint="default"/>
+          <w:sz w:val="24"/>
+          <w:lang w:val="en-US" w:eastAsia="zh-CN"/>
+        </w:rPr>
+      </w:pPr>
+      <w:r>
+        <w:rPr>
+          <w:rFonts w:hint="eastAsia"/>
+          <w:sz w:val="24"/>
+          <w:lang w:val="en-US" w:eastAsia="zh-CN"/>
+        </w:rPr>
+        <w:t>-关于黑潮的真相</w:t>
+      </w:r>
       <w:bookmarkStart w:id="0" w:name="_GoBack"/>
       <w:bookmarkEnd w:id="0"/>
     </w:p>
     <w:p>
       <w:pPr>
         <w:rPr>
-          <w:b/>
-          <w:bCs/>
-          <w:sz w:val="24"/>
-        </w:rPr>
-      </w:pPr>
-      <w:r>
-        <w:rPr>
-          <w:rFonts w:hint="eastAsia"/>
-          <w:b/>
-          <w:bCs/>
-          <w:sz w:val="24"/>
-        </w:rPr>
-        <w:t>曦轮：</w:t>
-      </w:r>
-    </w:p>
-    <w:p>
-      <w:pPr>
-        <w:rPr>
-          <w:sz w:val="24"/>
-        </w:rPr>
-      </w:pPr>
-      <w:r>
-        <w:rPr>
-          <w:sz w:val="24"/>
-        </w:rPr>
-        <w:t>......</w:t>
-      </w:r>
-    </w:p>
-    <w:p>
-      <w:pPr>
-        <w:rPr>
-          <w:sz w:val="24"/>
-        </w:rPr>
-      </w:pPr>
-      <w:r>
-        <w:rPr>
-          <w:sz w:val="24"/>
-        </w:rPr>
-        <w:t>-</w:t>
-      </w:r>
-      <w:r>
-        <w:rPr>
-          <w:rFonts w:hint="eastAsia"/>
-          <w:sz w:val="24"/>
-        </w:rPr>
-        <w:t>曦轮，</w:t>
-      </w:r>
-    </w:p>
-    <w:p>
-      <w:pPr>
-        <w:rPr>
-          <w:sz w:val="24"/>
-        </w:rPr>
-      </w:pPr>
-      <w:r>
-        <w:rPr>
-          <w:rFonts w:hint="eastAsia"/>
-          <w:sz w:val="24"/>
-        </w:rPr>
-        <w:t>-虚空之眼已归</w:t>
-      </w:r>
-    </w:p>
-    <w:p>
-      <w:pPr>
-        <w:rPr>
-          <w:sz w:val="24"/>
-        </w:rPr>
-      </w:pPr>
-      <w:r>
-        <w:rPr>
-          <w:sz w:val="24"/>
-        </w:rPr>
-        <w:t>......</w:t>
-      </w:r>
-    </w:p>
-    <w:p>
-      <w:pPr>
-        <w:rPr>
-          <w:sz w:val="24"/>
-        </w:rPr>
-      </w:pPr>
-      <w:r>
-        <w:rPr>
-          <w:sz w:val="24"/>
-        </w:rPr>
-        <w:t>-</w:t>
-      </w:r>
-      <w:r>
-        <w:rPr>
-          <w:rFonts w:hint="eastAsia"/>
-          <w:sz w:val="24"/>
-        </w:rPr>
-        <w:t>曦轮？</w:t>
-      </w:r>
-    </w:p>
-    <w:p>
-      <w:pPr>
-        <w:rPr>
-          <w:sz w:val="24"/>
-        </w:rPr>
-      </w:pPr>
-      <w:r>
-        <w:rPr>
-          <w:rFonts w:hint="eastAsia"/>
-          <w:sz w:val="24"/>
-        </w:rPr>
-        <w:t>-曦轮！</w:t>
-      </w:r>
-    </w:p>
-    <w:p>
-      <w:pPr>
-        <w:rPr>
-          <w:sz w:val="24"/>
-        </w:rPr>
-      </w:pPr>
-      <w:r>
-        <w:rPr>
-          <w:sz w:val="24"/>
-        </w:rPr>
-        <w:t>......</w:t>
-      </w:r>
-    </w:p>
-    <w:p>
-      <w:pPr>
-        <w:rPr>
-          <w:sz w:val="24"/>
-        </w:rPr>
-      </w:pPr>
-      <w:r>
-        <w:rPr>
-          <w:sz w:val="24"/>
-        </w:rPr>
-        <w:t>-...</w:t>
-      </w:r>
-    </w:p>
-    <w:p>
-      <w:pPr>
-        <w:rPr>
-          <w:sz w:val="24"/>
-        </w:rPr>
-      </w:pPr>
-      <w:r>
-        <w:rPr>
-          <w:sz w:val="24"/>
-        </w:rPr>
-        <w:t>...</w:t>
-      </w:r>
-      <w:r>
-        <w:rPr>
-          <w:rFonts w:hint="eastAsia"/>
-          <w:sz w:val="24"/>
-        </w:rPr>
-        <w:t>Purus Absolutus</w:t>
-      </w:r>
-      <w:r>
-        <w:rPr>
-          <w:sz w:val="24"/>
-        </w:rPr>
-        <w:t>..</w:t>
-      </w:r>
-      <w:r>
-        <w:rPr>
-          <w:rFonts w:hint="eastAsia"/>
-          <w:sz w:val="24"/>
-        </w:rPr>
-        <w:t>Purus Absolutus</w:t>
-      </w:r>
-      <w:r>
-        <w:rPr>
-          <w:sz w:val="24"/>
-        </w:rPr>
-        <w:t>...!(</w:t>
-      </w:r>
-      <w:r>
-        <w:rPr>
-          <w:rFonts w:hint="eastAsia"/>
-          <w:sz w:val="24"/>
-        </w:rPr>
-        <w:t>播放音效，转红眼</w:t>
-      </w:r>
-      <w:r>
-        <w:rPr>
-          <w:sz w:val="24"/>
-        </w:rPr>
-        <w:t>)</w:t>
-      </w:r>
-    </w:p>
-    <w:p>
-      <w:pPr>
-        <w:rPr>
-          <w:sz w:val="24"/>
-        </w:rPr>
-      </w:pPr>
-      <w:r>
-        <w:rPr>
-          <w:sz w:val="24"/>
-        </w:rPr>
-        <w:t>-</w:t>
-      </w:r>
-      <w:r>
-        <w:rPr>
-          <w:rFonts w:hint="eastAsia"/>
-          <w:sz w:val="24"/>
-        </w:rPr>
-        <w:t>曦轮！（传送进战灵维度）</w:t>
-      </w:r>
+          <w:rFonts w:hint="default"/>
+          <w:sz w:val="24"/>
+          <w:lang w:val="en-US" w:eastAsia="zh-CN"/>
+        </w:rPr>
+      </w:pPr>
+      <w:r>
+        <w:rPr>
+          <w:rFonts w:hint="eastAsia"/>
+          <w:sz w:val="24"/>
+          <w:lang w:val="en-US" w:eastAsia="zh-CN"/>
+        </w:rPr>
+        <w:t>-关于未来</w:t>
+      </w:r>
+    </w:p>
+    <w:p>
+      <w:pPr>
+        <w:rPr>
+          <w:rFonts w:hint="eastAsia"/>
+          <w:sz w:val="24"/>
+        </w:rPr>
+      </w:pPr>
     </w:p>
     <w:p>
       <w:pPr>
@@ -13274,7 +13440,7 @@
 </file>
 
 <file path=customXml/item1.xml><?xml version="1.0" encoding="utf-8"?>
-<b:Sources xmlns="http://schemas.openxmlformats.org/officeDocument/2006/bibliography" xmlns:b="http://schemas.openxmlformats.org/officeDocument/2006/bibliography" SelectedStyle="\APASixthEditionOfficeOnline.xsl" StyleName="APA" Version="6"/>
+<b:Sources xmlns:b="http://schemas.openxmlformats.org/officeDocument/2006/bibliography" xmlns="http://schemas.openxmlformats.org/officeDocument/2006/bibliography" StyleName="APA" SelectedStyle="\APASixthEditionOfficeOnline.xsl" Version="6"/>
 </file>
 
 <file path=customXml/itemProps1.xml><?xml version="1.0" encoding="utf-8"?>

--- a/剧情.docx
+++ b/剧情.docx
@@ -11806,7 +11806,9 @@
     <w:p>
       <w:pPr>
         <w:rPr>
-          <w:sz w:val="24"/>
+          <w:rFonts w:hint="default"/>
+          <w:sz w:val="24"/>
+          <w:lang w:val="en-US"/>
         </w:rPr>
       </w:pPr>
       <w:r>
@@ -11955,8 +11957,9 @@
     <w:p>
       <w:pPr>
         <w:rPr>
-          <w:rFonts w:hint="eastAsia"/>
-          <w:sz w:val="24"/>
+          <w:rFonts w:hint="default"/>
+          <w:sz w:val="24"/>
+          <w:lang w:val="en-US" w:eastAsia="zh-CN"/>
         </w:rPr>
       </w:pPr>
       <w:r>
@@ -11977,56 +11980,94 @@
       </w:pPr>
       <w:r>
         <w:rPr>
-          <w:rFonts w:hint="eastAsia"/>
-          <w:sz w:val="24"/>
-          <w:lang w:val="en-US" w:eastAsia="zh-CN"/>
-        </w:rPr>
-        <w:t>-关于使徒（</w:t>
-      </w:r>
-      <w:r>
-        <w:rPr>
           <w:rFonts w:hint="default"/>
           <w:sz w:val="24"/>
           <w:lang w:val="en-US" w:eastAsia="zh-CN"/>
         </w:rPr>
-        <w:t>Angel</w:t>
-      </w:r>
-      <w:r>
-        <w:rPr>
-          <w:rFonts w:hint="eastAsia"/>
-          <w:sz w:val="24"/>
-          <w:lang w:val="en-US" w:eastAsia="zh-CN"/>
-        </w:rPr>
-        <w:t>）</w:t>
-      </w:r>
-    </w:p>
-    <w:p>
-      <w:pPr>
-        <w:rPr>
-          <w:rFonts w:hint="eastAsia"/>
-          <w:sz w:val="24"/>
-          <w:lang w:val="en-US" w:eastAsia="zh-CN"/>
-        </w:rPr>
-      </w:pPr>
-      <w:r>
+        <w:t>-</w:t>
+      </w:r>
+      <w:r>
+        <w:rPr>
+          <w:rFonts w:hint="eastAsia"/>
+          <w:sz w:val="24"/>
+          <w:lang w:val="en-US" w:eastAsia="zh-CN"/>
+        </w:rPr>
+        <w:t>关于你</w:t>
+      </w:r>
+    </w:p>
+    <w:p>
+      <w:pPr>
+        <w:ind w:firstLine="420" w:firstLineChars="0"/>
+        <w:rPr>
+          <w:rFonts w:hint="default" w:eastAsiaTheme="minorEastAsia"/>
+          <w:sz w:val="24"/>
+          <w:lang w:val="en-US" w:eastAsia="zh-CN"/>
+        </w:rPr>
+      </w:pPr>
+      <w:r>
+        <w:rPr>
+          <w:rFonts w:hint="eastAsia"/>
+          <w:sz w:val="24"/>
+          <w:lang w:val="en-US" w:eastAsia="zh-CN"/>
+        </w:rPr>
+        <w:t>我是你的主治医师，负责治疗你的精神分裂症。至于我为什么长这副样子，因为我们在你的精神世界，这里的一切都凭你而想象。</w:t>
+      </w:r>
+    </w:p>
+    <w:p>
+      <w:pPr>
+        <w:rPr>
+          <w:rFonts w:hint="eastAsia"/>
+          <w:sz w:val="24"/>
+          <w:lang w:val="en-US" w:eastAsia="zh-CN"/>
+        </w:rPr>
+      </w:pPr>
+      <w:r>
+        <w:rPr>
+          <w:rFonts w:hint="eastAsia"/>
+          <w:sz w:val="24"/>
+          <w:lang w:val="en-US" w:eastAsia="zh-CN"/>
+        </w:rPr>
+        <w:t>-关于使徒（Angel）</w:t>
+      </w:r>
+    </w:p>
+    <w:p>
+      <w:pPr>
+        <w:ind w:firstLine="420" w:firstLineChars="0"/>
         <w:rPr>
           <w:rFonts w:hint="default"/>
           <w:sz w:val="24"/>
           <w:lang w:val="en-US" w:eastAsia="zh-CN"/>
         </w:rPr>
-        <w:t>-</w:t>
-      </w:r>
-      <w:r>
-        <w:rPr>
-          <w:rFonts w:hint="eastAsia"/>
-          <w:sz w:val="24"/>
-          <w:lang w:val="en-US" w:eastAsia="zh-CN"/>
-        </w:rPr>
-        <w:t>关于安</w:t>
-      </w:r>
-    </w:p>
-    <w:p>
-      <w:pPr>
+      </w:pPr>
+      <w:r>
+        <w:rPr>
+          <w:rFonts w:hint="eastAsia"/>
+          <w:sz w:val="24"/>
+          <w:lang w:val="en-US" w:eastAsia="zh-CN"/>
+        </w:rPr>
+        <w:t>无需担心，你已经亲手杀死了它们，它们永远死在了你的梦中，它们不会再来了。</w:t>
+      </w:r>
+    </w:p>
+    <w:p>
+      <w:pPr>
+        <w:rPr>
+          <w:rFonts w:hint="eastAsia"/>
+          <w:sz w:val="24"/>
+          <w:lang w:val="en-US" w:eastAsia="zh-CN"/>
+        </w:rPr>
+      </w:pPr>
+      <w:r>
+        <w:rPr>
+          <w:rFonts w:hint="eastAsia"/>
+          <w:sz w:val="24"/>
+          <w:lang w:val="en-US" w:eastAsia="zh-CN"/>
+        </w:rPr>
+        <w:t>-关于黑潮的真相</w:t>
+      </w:r>
+    </w:p>
+    <w:p>
+      <w:pPr>
+        <w:ind w:firstLine="420" w:firstLineChars="0"/>
         <w:rPr>
           <w:rFonts w:hint="default"/>
           <w:sz w:val="24"/>
@@ -12039,13 +12080,280 @@
           <w:sz w:val="24"/>
           <w:lang w:val="en-US" w:eastAsia="zh-CN"/>
         </w:rPr>
-        <w:t>-关于黑潮的真相</w:t>
-      </w:r>
-      <w:bookmarkStart w:id="0" w:name="_GoBack"/>
-      <w:bookmarkEnd w:id="0"/>
-    </w:p>
-    <w:p>
-      <w:pPr>
+        <w:t>黑潮实际上是Risperdal的药物作用，我们通过药物控制住各个人格的活动。而你，作为最友善的一个人格，最纯洁的一个人格，我们选择了你，作为突破口。其他人格太难缠了，因此我们只能在你掌控身体的时候，对你使用药物，镇压其他人格。药物在你的精神世界里就表现为“黑潮”，它替我们束缚住了其他人格。但是，在你的世界里，只有你能够对他们产生实质的影响。于是我们编造了再创世的谎言，引导你一步步地抹除它们。</w:t>
+      </w:r>
+    </w:p>
+    <w:p>
+      <w:pPr>
+        <w:rPr>
+          <w:rFonts w:hint="eastAsia"/>
+          <w:sz w:val="24"/>
+          <w:lang w:val="en-US" w:eastAsia="zh-CN"/>
+        </w:rPr>
+      </w:pPr>
+      <w:r>
+        <w:rPr>
+          <w:rFonts w:hint="eastAsia"/>
+          <w:sz w:val="24"/>
+          <w:lang w:val="en-US" w:eastAsia="zh-CN"/>
+        </w:rPr>
+        <w:t>-关于未来</w:t>
+      </w:r>
+    </w:p>
+    <w:p>
+      <w:pPr>
+        <w:ind w:firstLine="420" w:firstLineChars="0"/>
+        <w:rPr>
+          <w:rFonts w:hint="default" w:eastAsiaTheme="minorEastAsia"/>
+          <w:sz w:val="24"/>
+          <w:lang w:val="en-US" w:eastAsia="zh-CN"/>
+        </w:rPr>
+      </w:pPr>
+      <w:r>
+        <w:rPr>
+          <w:rFonts w:hint="eastAsia"/>
+          <w:sz w:val="24"/>
+          <w:lang w:val="en-US" w:eastAsia="zh-CN"/>
+        </w:rPr>
+        <w:t>今后，你可以像正常人一样生活了！当然，只要你想回来，也可以随时告诉我！</w:t>
+      </w:r>
+    </w:p>
+    <w:p>
+      <w:pPr>
+        <w:rPr>
+          <w:rFonts w:hint="eastAsia"/>
+          <w:sz w:val="24"/>
+          <w:lang w:val="en-US" w:eastAsia="zh-CN"/>
+        </w:rPr>
+      </w:pPr>
+      <w:r>
+        <w:rPr>
+          <w:rFonts w:hint="eastAsia"/>
+          <w:sz w:val="24"/>
+          <w:lang w:val="en-US" w:eastAsia="zh-CN"/>
+        </w:rPr>
+        <w:t>-我没有什么想问的了</w:t>
+      </w:r>
+    </w:p>
+    <w:p>
+      <w:pPr>
+        <w:ind w:firstLine="420" w:firstLineChars="0"/>
+        <w:rPr>
+          <w:rFonts w:hint="eastAsia"/>
+          <w:sz w:val="24"/>
+          <w:lang w:val="en-US" w:eastAsia="zh-CN"/>
+        </w:rPr>
+      </w:pPr>
+      <w:r>
+        <w:rPr>
+          <w:rFonts w:hint="eastAsia"/>
+          <w:sz w:val="24"/>
+          <w:lang w:val="en-US" w:eastAsia="zh-CN"/>
+        </w:rPr>
+        <w:t>那么，我们一起出去吧！</w:t>
+      </w:r>
+    </w:p>
+    <w:p>
+      <w:pPr>
+        <w:ind w:firstLine="420" w:firstLineChars="0"/>
+        <w:rPr>
+          <w:rFonts w:hint="eastAsia"/>
+          <w:sz w:val="24"/>
+          <w:lang w:val="en-US" w:eastAsia="zh-CN"/>
+        </w:rPr>
+      </w:pPr>
+      <w:r>
+        <w:rPr>
+          <w:rFonts w:hint="eastAsia"/>
+          <w:sz w:val="24"/>
+          <w:lang w:val="en-US" w:eastAsia="zh-CN"/>
+        </w:rPr>
+        <w:t>-去哪里？</w:t>
+      </w:r>
+    </w:p>
+    <w:p>
+      <w:pPr>
+        <w:ind w:firstLine="420" w:firstLineChars="0"/>
+        <w:rPr>
+          <w:rFonts w:hint="eastAsia"/>
+          <w:sz w:val="24"/>
+          <w:lang w:val="en-US" w:eastAsia="zh-CN"/>
+        </w:rPr>
+      </w:pPr>
+      <w:r>
+        <w:rPr>
+          <w:rFonts w:hint="eastAsia"/>
+          <w:sz w:val="24"/>
+          <w:lang w:val="en-US" w:eastAsia="zh-CN"/>
+        </w:rPr>
+        <w:t>回到现实！</w:t>
+      </w:r>
+    </w:p>
+    <w:p>
+      <w:pPr>
+        <w:ind w:firstLine="420" w:firstLineChars="0"/>
+        <w:rPr>
+          <w:rFonts w:hint="eastAsia"/>
+          <w:sz w:val="24"/>
+          <w:lang w:val="en-US" w:eastAsia="zh-CN"/>
+        </w:rPr>
+      </w:pPr>
+      <w:r>
+        <w:rPr>
+          <w:rFonts w:hint="eastAsia"/>
+          <w:sz w:val="24"/>
+          <w:lang w:val="en-US" w:eastAsia="zh-CN"/>
+        </w:rPr>
+        <w:t>-...</w:t>
+      </w:r>
+    </w:p>
+    <w:p>
+      <w:pPr>
+        <w:ind w:firstLine="420" w:firstLineChars="0"/>
+        <w:rPr>
+          <w:rFonts w:hint="eastAsia"/>
+          <w:sz w:val="24"/>
+          <w:lang w:val="en-US" w:eastAsia="zh-CN"/>
+        </w:rPr>
+      </w:pPr>
+      <w:r>
+        <w:rPr>
+          <w:rFonts w:hint="eastAsia"/>
+          <w:sz w:val="24"/>
+          <w:lang w:val="en-US" w:eastAsia="zh-CN"/>
+        </w:rPr>
+        <w:t>怎么啦，%s？</w:t>
+      </w:r>
+    </w:p>
+    <w:p>
+      <w:pPr>
+        <w:ind w:firstLine="420" w:firstLineChars="0"/>
+        <w:rPr>
+          <w:rFonts w:hint="eastAsia"/>
+          <w:sz w:val="24"/>
+          <w:lang w:val="en-US" w:eastAsia="zh-CN"/>
+        </w:rPr>
+      </w:pPr>
+      <w:r>
+        <w:rPr>
+          <w:rFonts w:hint="eastAsia"/>
+          <w:sz w:val="24"/>
+          <w:lang w:val="en-US" w:eastAsia="zh-CN"/>
+        </w:rPr>
+        <w:t>-...</w:t>
+      </w:r>
+    </w:p>
+    <w:p>
+      <w:pPr>
+        <w:ind w:firstLine="420" w:firstLineChars="0"/>
+        <w:rPr>
+          <w:rFonts w:hint="eastAsia"/>
+          <w:sz w:val="24"/>
+          <w:lang w:val="en-US" w:eastAsia="zh-CN"/>
+        </w:rPr>
+      </w:pPr>
+      <w:r>
+        <w:rPr>
+          <w:rFonts w:hint="eastAsia"/>
+          <w:sz w:val="24"/>
+          <w:lang w:val="en-US" w:eastAsia="zh-CN"/>
+        </w:rPr>
+        <w:t>...</w:t>
+      </w:r>
+    </w:p>
+    <w:p>
+      <w:pPr>
+        <w:ind w:firstLine="420" w:firstLineChars="0"/>
+        <w:rPr>
+          <w:rFonts w:hint="eastAsia"/>
+          <w:sz w:val="24"/>
+          <w:lang w:val="en-US" w:eastAsia="zh-CN"/>
+        </w:rPr>
+      </w:pPr>
+      <w:r>
+        <w:rPr>
+          <w:rFonts w:hint="eastAsia"/>
+          <w:sz w:val="24"/>
+          <w:lang w:val="en-US" w:eastAsia="zh-CN"/>
+        </w:rPr>
+        <w:t>-不，我想留在这里。</w:t>
+      </w:r>
+    </w:p>
+    <w:p>
+      <w:pPr>
+        <w:ind w:firstLine="420" w:firstLineChars="0"/>
+        <w:rPr>
+          <w:rFonts w:hint="eastAsia"/>
+          <w:sz w:val="24"/>
+          <w:lang w:val="en-US" w:eastAsia="zh-CN"/>
+        </w:rPr>
+      </w:pPr>
+      <w:r>
+        <w:rPr>
+          <w:rFonts w:hint="eastAsia"/>
+          <w:sz w:val="24"/>
+          <w:lang w:val="en-US" w:eastAsia="zh-CN"/>
+        </w:rPr>
+        <w:t>%s？为什么？</w:t>
+      </w:r>
+    </w:p>
+    <w:p>
+      <w:pPr>
+        <w:ind w:firstLine="420" w:firstLineChars="0"/>
+        <w:rPr>
+          <w:rFonts w:hint="eastAsia"/>
+          <w:sz w:val="24"/>
+          <w:lang w:val="en-US" w:eastAsia="zh-CN"/>
+        </w:rPr>
+      </w:pPr>
+      <w:r>
+        <w:rPr>
+          <w:rFonts w:hint="eastAsia"/>
+          <w:sz w:val="24"/>
+          <w:lang w:val="en-US" w:eastAsia="zh-CN"/>
+        </w:rPr>
+        <w:t>-我想...</w:t>
+      </w:r>
+    </w:p>
+    <w:p>
+      <w:pPr>
+        <w:ind w:firstLine="420" w:firstLineChars="0"/>
+        <w:rPr>
+          <w:rFonts w:hint="eastAsia"/>
+          <w:sz w:val="24"/>
+          <w:lang w:val="en-US" w:eastAsia="zh-CN"/>
+        </w:rPr>
+      </w:pPr>
+      <w:r>
+        <w:rPr>
+          <w:rFonts w:hint="eastAsia"/>
+          <w:sz w:val="24"/>
+          <w:lang w:val="en-US" w:eastAsia="zh-CN"/>
+        </w:rPr>
+        <w:t>-永远...</w:t>
+      </w:r>
+    </w:p>
+    <w:p>
+      <w:pPr>
+        <w:ind w:firstLine="420" w:firstLineChars="0"/>
+        <w:rPr>
+          <w:rFonts w:hint="eastAsia"/>
+          <w:sz w:val="24"/>
+          <w:lang w:val="en-US" w:eastAsia="zh-CN"/>
+        </w:rPr>
+      </w:pPr>
+      <w:r>
+        <w:rPr>
+          <w:rFonts w:hint="eastAsia"/>
+          <w:sz w:val="24"/>
+          <w:lang w:val="en-US" w:eastAsia="zh-CN"/>
+        </w:rPr>
+        <w:t>-和他们在一起...</w:t>
+      </w:r>
+    </w:p>
+    <w:p>
+      <w:pPr>
+        <w:ind w:firstLine="420" w:firstLineChars="0"/>
         <w:rPr>
           <w:rFonts w:hint="default"/>
           <w:sz w:val="24"/>
@@ -12058,7 +12366,7 @@
           <w:sz w:val="24"/>
           <w:lang w:val="en-US" w:eastAsia="zh-CN"/>
         </w:rPr>
-        <w:t>-关于未来</w:t>
+        <w:t>...我尊重你的选择。等你想回到现实了，随时可以来找我！</w:t>
       </w:r>
     </w:p>
     <w:p>
@@ -12418,7 +12726,17 @@
           <w:sz w:val="21"/>
           <w:szCs w:val="21"/>
         </w:rPr>
-        <w:t>，“我”的精神因此受到影响，祭坛也受到了冲击，神之眼，从祭坛散落到世界各地甚至各维度之中，受黑潮的影响，他们或被束缚在高塔之中，或化作人型傀儡（六傀儡），或受到诅咒，侵蚀生灵，化作魔物（船长和凋零）。而岁月之使徒曦轮唯独没有完全黑潮侵蚀，残留一口气，等待一人归来，她只知道死海文书所示归来的那人可以助力寻回其它火种，进行再创世。</w:t>
+        <w:t>，“我”的精神因此受到影响，祭坛也受到了冲击，神之眼，从祭坛散落到世界各地甚至各维度之中，受黑潮的影响，他们或被束缚在高塔之中，或化</w:t>
+      </w:r>
+      <w:bookmarkStart w:id="0" w:name="_GoBack"/>
+      <w:bookmarkEnd w:id="0"/>
+      <w:r>
+        <w:rPr>
+          <w:rFonts w:hint="eastAsia" w:ascii="宋体" w:hAnsi="宋体" w:eastAsia="宋体" w:cs="宋体"/>
+          <w:sz w:val="21"/>
+          <w:szCs w:val="21"/>
+        </w:rPr>
+        <w:t>作人型傀儡（六傀儡），或受到诅咒，侵蚀生灵，化作魔物（船长和凋零）。而岁月之使徒曦轮唯独没有完全黑潮侵蚀，残留一口气，等待一人归来，她只知道死海文书所示归来的那人可以助力寻回其它火种，进行再创世。</w:t>
       </w:r>
     </w:p>
     <w:p>
@@ -12675,7 +12993,24 @@
           <w:sz w:val="21"/>
           <w:szCs w:val="21"/>
         </w:rPr>
-        <w:t>回到精神病院大门口，手上的病历，精神分裂症治好了，“我”是最听话的人格，即最容易受控制。在我主控期间服用大剂量抗精神药物，其他几个人格其实是受到药物作用而被禁锢并恶化，在魔女的引导下，其他的几个人格被“我”亲手杀死了。它们的力量消散，汇集到我身上，这也是我一路变强的原因。</w:t>
+        <w:t>回到</w:t>
+      </w:r>
+      <w:r>
+        <w:rPr>
+          <w:rFonts w:hint="eastAsia" w:ascii="宋体" w:hAnsi="宋体" w:eastAsia="宋体" w:cs="宋体"/>
+          <w:sz w:val="21"/>
+          <w:szCs w:val="21"/>
+          <w:lang w:val="en-US" w:eastAsia="zh-CN"/>
+        </w:rPr>
+        <w:t>现实</w:t>
+      </w:r>
+      <w:r>
+        <w:rPr>
+          <w:rFonts w:hint="eastAsia" w:ascii="宋体" w:hAnsi="宋体" w:eastAsia="宋体" w:cs="宋体"/>
+          <w:sz w:val="21"/>
+          <w:szCs w:val="21"/>
+        </w:rPr>
+        <w:t>，精神分裂症治好了，“我”是最听话的人格，即最容易受控制。在我主控期间服用大剂量抗精神药物，其他几个人格其实是受到药物作用而被禁锢并恶化，在魔女的引导下，其他的几个人格被“我”亲手杀死了。它们的力量消散，汇集到我身上，这也是我一路变强的原因。</w:t>
       </w:r>
     </w:p>
     <w:p>
